--- a/applications/sandstone-care-growth-systems-manager/resume.docx
+++ b/applications/sandstone-care-growth-systems-manager/resume.docx
@@ -249,7 +249,7 @@
           <w:i w:val="0"/>
           <w:color w:val="1A1A1A"/>
         </w:rPr>
-        <w:t>Install GA4 and Google Tag Manager with conversion tracking, UTM conventions, and cookie-consent configuration; build Power BI and CRM dashboards for leadership.</w:t>
+        <w:t>Install GA4 and Google Tag Manager with conversion tracking, call tracking, UTM conventions, and cookie-consent configuration; build Power BI and CRM dashboards for leadership.</w:t>
       </w:r>
     </w:p>
     <w:p>
@@ -273,7 +273,7 @@
           <w:i w:val="0"/>
           <w:color w:val="1A1A1A"/>
         </w:rPr>
-        <w:t>Gather requirements from business owners, implement and test the solution, train their staff, and document configurations in Notion.</w:t>
+        <w:t>Gather requirements from business owners, implement and test the solution, manage software vendors and implementation partners, train staff, and document configurations in Notion.</w:t>
       </w:r>
     </w:p>
     <w:p>
@@ -729,7 +729,7 @@
           <w:i w:val="0"/>
           <w:color w:val="1A1A1A"/>
         </w:rPr>
-        <w:t>GoHighLevel &amp; HubSpot Administration, Salesforce (user; field and workflow design), Workflow Automation &amp; Data Quality, Requirements, Testing, Training &amp; Adoption</w:t>
+        <w:t>GoHighLevel &amp; HubSpot Administration, Salesforce (user; field and workflow design), Workflow Automation &amp; Data Quality, Requirements, Vendor Management, Training &amp; Adoption</w:t>
       </w:r>
     </w:p>
     <w:p>
@@ -752,7 +752,7 @@
           <w:i w:val="0"/>
           <w:color w:val="1A1A1A"/>
         </w:rPr>
-        <w:t>APIs, Webhooks, OAuth, JSON (n8n, Make, Zapier), GA4, Google Tag Manager, Consent Configuration, Power BI, SQL (working), Excel, Documentation &amp; System Governance</w:t>
+        <w:t>APIs, Webhooks, OAuth, JSON (n8n, Make, Zapier), GA4, Google Tag Manager, Call Tracking, Consent, Power BI, SQL (working), Excel, Documentation &amp; System Governance</w:t>
       </w:r>
     </w:p>
     <w:p>
